--- a/kakenhi-c/研究計画調書_基盤C_様式S14記入版.docx
+++ b/kakenhi-c/研究計画調書_基盤C_様式S14記入版.docx
@@ -1114,7 +1114,7 @@
           <w:rFonts w:ascii="ＭＳ 明朝" w:hAnsi="ＭＳ 明朝" w:eastAsia="ＭＳ 明朝"/>
           <w:sz w:val="22"/>
         </w:rPr>
-        <w:t>【研究代表者：松岡依里子（東京家政大学・教授）】30年以上にわたり装いと心の関係を研究し、本計画の各作業に対応する実績を積み上げてきた。本研究の中核をなすのは2026年の予備調査である。似合うを学ぶ講座の受講者127名を対象に、装い由来の心理的安定感（ＦＰＳ）と「似合い」知覚のものさしを作成してその信頼性を確かめ、専門家による「似合う」支援の前後でＦＰＳが大きく高まることを示した（松岡, 2026, 日本感性工学会大会）。さらに学内の大学生125名にも予備調査を実施し、ものさしの安定性と、2年目に大学生を対象とする本実験の実施可能性を確かめた。「人が行う『似合う』支援で心が落ち着くのなら、それをＡＩで再現できるのか、どう使えば再現できるのか」という本研究の中心的な問いと実験仮説は、これらの知見から直接生まれている。同調査にはＡＩ・診断サービスの受けとめ方を尋ねる項目も含めており、ＡＩ研究への橋渡しをあらかじめ用意した。</w:t>
+        <w:t xml:space="preserve">【研究代表者：松岡依里子（東京家政大学・教授）】30年余にわたり装いと心理の関係を研究し、本計画の各工程に対応する実績を有する。中核をなすのは2026年の予備調査である。似合いを学ぶ講座受講者127名を対象に、装い由来の心理的安定感（FPS）と似合い知覚の測定尺度を構成して信頼性を確認し、専門家による「似合う」支援の前後でFPSが有意に上昇することを示した（松岡, 2026, 日本感性工学会大会）。さらに学内大学生125名の予備調査により尺度の安定性と2年目実験（大学生対象）の実施可能性を確認した。「人が担う『似合う』支援の効果を生成AIは再現しうるか、いかなる活用様式で再現しうるか」という本研究の中心仮説は、これらの知見から直接導かれる。同調査にはAI・診断の受容項目を含め、AI研究への接続を準備した。</w:t>
       </w:r>
     </w:p>
     <w:p>
@@ -1123,7 +1123,7 @@
           <w:rFonts w:ascii="ＭＳ 明朝" w:hAnsi="ＭＳ 明朝" w:eastAsia="ＭＳ 明朝"/>
           <w:sz w:val="22"/>
         </w:rPr>
-        <w:t>「手持ちの服から選ぶ」という本実験の課題設計は、代表者のワードローブ研究に基づく。パーソナルスタイリストの依頼者を対象とした衣服選択行動の分析（松岡, 2022, FAB）や、服飾学生のワードローブからファッションイメージとカラー傾向を読み解いた研究（松岡・倉内, 2023・2025, FAB）は、「手持ち服リストと好み・場面を入力に用いる」という2年目実験の設計を裏づける。また、ライフスタイルの類型から衣生活の意思決定構造を捉えた研究（松岡・山本, 2020, 日本感性工学会論文誌）は、外部の助言をどう受けとめるか（うまく生かす／うのみにする）というタイプ分けを行う1年目の分析に直結する。</w:t>
+        <w:t xml:space="preserve">「手持ち衣服から選択する」という本実験の課題設計は、代表者のワードローブ研究に基づく。パーソナルスタイリスト依頼者の衣服選択行動の分析（松岡, 2022, FAB）、服飾学生のワードローブからファッションイメージと色彩傾向を析出した研究（松岡・倉内, 2023・2025, FAB）は、手持ち服・嗜好・場面を入力とする2年目実験の設計を裏づける。ライフスタイル類型から衣生活の意思決定構造を捉えた研究（松岡・山本, 2020, 日本感性工学会論文誌）は、外部助言の受容類型を析出する1年目の潜在クラス分析に直結する。</w:t>
       </w:r>
     </w:p>
     <w:p>
@@ -1132,7 +1132,7 @@
           <w:rFonts w:ascii="ＭＳ 明朝" w:hAnsi="ＭＳ 明朝" w:eastAsia="ＭＳ 明朝"/>
           <w:sz w:val="22"/>
         </w:rPr>
-        <w:t>外部の助言や環境が装いに与える影響という視点は、45歳以上の女性のInstagram起業を扱った研究（松岡, 2025, ファッションビジネス学会論文誌）で、デジタル環境での自己表現として検討してきた。さらに、帰国生徒校と一般校の比較から身体装飾意識の構造を明らかにした研究（松岡, 2011, 日本家政学会誌）は、育った文化的環境が装いの意識を規定することを示すもので、本研究の国際比較の着想の原点にあたる。ワードローブ研究をARAHE 2023（マレーシア）で発表するなど、成果の海外発信も継続している。</w:t>
+        <w:t xml:space="preserve">外部助言や環境が装いに及ぼす影響という視点は、45歳以上女性のInstagram起業を扱った研究（松岡, 2025, ファッションビジネス学会論文誌）でデジタル環境の自己表現として検討した。帰国生徒校と一般校の比較から身体装飾意識の構造を解明した研究（松岡, 2011, 日本家政学会誌）は、生育環境が装い意識を規定することを示し、本研究の国際比較の着想の原点をなす。ワードローブ研究をARAHE 2023（マレーシア）で発表するなど、成果の国際発信も継続している。</w:t>
       </w:r>
     </w:p>
     <w:p>
@@ -1141,7 +1141,7 @@
           <w:rFonts w:ascii="ＭＳ 明朝" w:hAnsi="ＭＳ 明朝" w:eastAsia="ＭＳ 明朝"/>
           <w:sz w:val="22"/>
         </w:rPr>
-        <w:t>【研究分担者：石井国雄（東京家政大学・准教授／社会心理学）】石井は、色や衣服が着る人の自己認知に及ぼす影響を実験によって因果的に明らかにしてきた。ピンク／青の着衣・化粧がジェンダーに関する潜在的・顕在的な自己認知を変えることを示した一連の実験（Ishii, Numazaki, &amp; Tado'oka, 2019, Japanese Psychological Research；石井・田戸岡, 2018・2021）、白・黒の着衣が道徳性の自己認知に及ぼす影響の検証（上林ほか, 2016, 実験社会心理学研究）、およびその集大成である『ピンクと青とジェンダー』（石井・田戸岡, 2025, 青弓社）は、いずれも「装いが自己認知を変える」ことを統制された実験で示した仕事である。本研究がＡＩ助言→自分で決める感覚→心の落ち着き（ＦＰＳ）という因果を実験で確かめる以上、この実験知の担い手が実験設計と統計分析を担うことが、研究の「原因と結果を確かめる」質を保証する。石井は代表者と同一キャンパスに所属し、実験の設計・実施を日常的に相談できる。</w:t>
+        <w:t xml:space="preserve">【研究分担者：石井国雄（東京家政大学・准教授／社会心理学）】色彩・着装が着用者の自己認知に及ぼす効果を実験的・因果的に解明してきた。ピンク／青の着装・化粧がジェンダーに関する潜在的・顕在的自己認知を変容させることを示した一連の実験（Ishii, Numazaki, &amp; Tado'oka, 2019, Japanese Psychological Research；石井・田戸岡, 2018・2021）、白・黒の着装が道徳的自己認知に及ぼす効果の検証（上林ほか, 2016, 実験社会心理学研究）、およびその集成である『ピンクと青とジェンダー』（石井・田戸岡, 2025, 青弓社）は、いずれも着装が自己認知を変容させることを統制実験で実証した業績である。本研究がAI助言→自己決定感→FPSという因果連鎖を実験的に検証する以上、この実験的知見の担い手が要因計画の設計と統計解析（媒介・調整分析）を担うことは、研究の内的妥当性を担保する。石井は代表者と同一キャンパスに所属し、実験の設計・実施を恒常的に協働できる。</w:t>
       </w:r>
     </w:p>
     <w:p>
@@ -1150,7 +1150,7 @@
           <w:rFonts w:ascii="ＭＳ 明朝" w:hAnsi="ＭＳ 明朝" w:eastAsia="ＭＳ 明朝"/>
           <w:sz w:val="22"/>
         </w:rPr>
-        <w:t>【研究分担者：内藤章江（椙山女学園大学・准教授／服装心理学）】内藤は、被服心理学の体系化に携わる（『装いの心理と行動―被服心理学へのいざない』小林ほか, 2017, 第2・4章を分担）とともに、「似合う」の背後にある着装規範を実証的に測ってきた。中高生・大学生の着装規範意識と教育経験の関連を明らかにした研究（内藤, 2014, 繊維製品消費科学）や、若者のアクセサリー意識とファッションの関係を扱った研究（内藤ほか, 2007）は、本研究が中核に据える「『似合う』の規範化」を各国アンケートで測るための項目設計の土台となる。加えて、色彩と行動の関係を扱った実験的研究（山下・内藤ほか, 2015, 日本家政学会誌）や卒業生対象の大規模アンケート調査（鷹野・内藤・石田, 2022）で培った調査運用・統計分析の実績を活かし、本研究では各国アンケートの運用・データ管理・分析を担う。</w:t>
+        <w:t xml:space="preserve">【研究分担者：内藤章江（椙山女学園大学・准教授／被服心理学）】被服心理学の体系化に携わる（『装いの心理と行動―被服心理学へのいざない』小林ほか, 2017, 第2・4章分担）とともに、「似合う」の背後にある着装規範を実証的に測定してきた。中高生・大学生の着装規範意識と教育経験の関連を解明した研究（内藤, 2014, 繊維製品消費科学）、若者のアクセサリー意識とファッションの関連を扱った研究（内藤ほか, 2007）は、本研究が中核に据える「似合いの規範化」を各国調査で測定する項目設計の基盤となる。色彩と行動の関連を扱った実験的研究（山下・内藤ほか, 2015, 日本家政学会誌）や卒業生対象の大規模調査（鷹野・内藤・石田, 2022）で培った調査運用・統計解析の実績を活かし、各国調査の運用・データ管理・分析を担う。</w:t>
       </w:r>
     </w:p>
     <w:p>
@@ -1159,7 +1159,7 @@
           <w:rFonts w:ascii="ＭＳ 明朝" w:hAnsi="ＭＳ 明朝" w:eastAsia="ＭＳ 明朝"/>
           <w:sz w:val="22"/>
         </w:rPr>
-        <w:t>【研究協力者・ＡＩ体制】五月女由紀子（杉野服飾大学・教授／ファッションテック論）は、ＡＩやＳＮＳを使った服装行動の測定と実験材料づくりに助言する。加えて、ＡＩの技術面（指示の作り方・出力の管理・安全性の確認）を確かにするため、ＡＩ技術を専門とする若手研究者を分担者または協力者として加える【要確認：氏名・所属】。これにより「代表者はＡＩに詳しいのか」という疑問に、専門家を含む体制で応える。</w:t>
+        <w:t xml:space="preserve">【研究協力者・AI体制】研究協力者・五月女由紀子（杉野服飾大学・教授／ファッションテック論）は、AI・SNSを用いた服装行動の測定と実験材料の作成に助言する。加えて、AI技術（自然言語処理・人間とAIの相互作用）を専門とする若手研究者を分担者又は協力者として加え、プロンプト設計・出力管理・安全性検証など技術面の妥当性を確保する【要確認：氏名・所属】。</w:t>
       </w:r>
     </w:p>
     <w:p>
@@ -1222,7 +1222,7 @@
           <w:rFonts w:ascii="ＭＳ 明朝" w:hAnsi="ＭＳ 明朝" w:eastAsia="ＭＳ 明朝"/>
           <w:sz w:val="22"/>
         </w:rPr>
-        <w:t>東京家政大学は、被服学（服飾美術学科）と社会心理学（心理カウンセリング学科）を学内でつなげられ、実験の参加者を集められる授業の体制、オンライン調査の仕組み、分析用の統計ソフト、内外の文献がそろっている。代表者と分担者・石井は同じキャンパスにいて、AI活用実験の設計や実施の相談を日常的にできる。国内のいくつかの学会で継続的に発表しており、研究期間中も学会の研究会などで専門的な助言を受けられる。国際的には、5カ国調査の協力大学とミラノのつてを生かし、6カ国のオンライン調査は海外の調査会社への委託で出張なしに行える体制を確認している【要確認：見積の取得】。</w:t>
+        <w:t xml:space="preserve">東京家政大学は、被服学（服飾美術学科）と社会心理学（心理カウンセリング学科）を学内に併置し、実験参加者の確保が可能な授業体制、オンライン調査基盤、統計解析環境（SPSS/Amos等）および国内外の文献資源を備える。研究代表者と分担者・石井は同一キャンパスに所属し、要因実験の設計・実施を恒常的に協働できる。国内諸学会での継続的発表を通じ、研究期間中も専門的助言を得られる。国際的には5カ国調査の協力大学とミラノの受入体制を活用でき、6カ国オンライン調査は海外調査会社への委託により渡航を要さず実施可能である【要確認：見積の取得】。</w:t>
       </w:r>
     </w:p>
     <w:tbl>
@@ -1483,7 +1483,7 @@
           <w:rFonts w:ascii="ＭＳ 明朝" w:hAnsi="ＭＳ 明朝" w:eastAsia="ＭＳ 明朝"/>
           <w:sz w:val="22"/>
         </w:rPr>
-        <w:t>本研究では、すでに得たデータの二次利用、ミラノでの聞き取り、複数国のオンライン調査、日本でのＡＩ活用実験を行うため、東京家政大学の倫理審査委員会の承認を得たうえで、各協力機関の規則と各国の法律に従って実施する。令和8年度までに得た5カ国のデータをこの研究で使い直す場合は、最初に得た同意の範囲を確認し、必要に応じて手続きをやり直す。ミラノ調査は、承認済みのパリ・ニューヨーク調査の手順に合わせ、事前に倫理審査の変更手続きを行う。</w:t>
+        <w:t xml:space="preserve">本研究は、既取得データの二次利用、ミラノでの半構造化面接、複数国のオンライン調査、および国内での生成AI活用実験を含むため、東京家政大学研究倫理委員会の承認を得たうえで、各協力機関の規程および各国法令に従って実施する。令和8年度までに取得した5カ国データを二次利用する際は、当初同意の範囲を確認し、必要に応じて再同意手続を行う。ミラノ調査は承認済みのパリ・ニューヨーク調査と同一手続に整合させ、事前に倫理審査の変更申請を行う。</w:t>
       </w:r>
     </w:p>
     <w:p>
@@ -1492,7 +1492,7 @@
           <w:rFonts w:ascii="ＭＳ 明朝" w:hAnsi="ＭＳ 明朝" w:eastAsia="ＭＳ 明朝"/>
           <w:sz w:val="22"/>
         </w:rPr>
-        <w:t>1) 個人情報の保護：名前などの情報は分析データから切り離し、番号で管理する。協力大学の先生が参加者を集める場合も、参加するかどうかが成績や評価に一切影響しないことを文書で伝える。録音・記録・回答のデータは、見られる人を限って保管する。</w:t>
+        <w:t xml:space="preserve">1) 個人情報の保護：識別情報は分析データから分離し、連結可能匿名化により符号で管理する。協力大学教員が参加者を募る場合も、参加・不参加が成績評価に一切影響しない旨を書面で明示する。録音・記録・回答データはアクセス権を限定して保管する。</w:t>
       </w:r>
     </w:p>
     <w:p>
@@ -1501,7 +1501,7 @@
           <w:rFonts w:ascii="ＭＳ 明朝" w:hAnsi="ＭＳ 明朝" w:eastAsia="ＭＳ 明朝"/>
           <w:sz w:val="22"/>
         </w:rPr>
-        <w:t>2) 参加の同意：研究の目的、参加は自由であること、途中でやめられること、録音や引用の仕方、保管の期間、国際共同研究での使い道を、それぞれの言語の文書で説明し、同意した人だけを対象にする。オンライン調査は、同意した人だけが回答に進む作りにする。</w:t>
+        <w:t xml:space="preserve">2) インフォームド・コンセント：研究目的、参加の任意性、随時撤回の自由、録音・引用の方法、保管期間、国際共同研究における利用範囲を各言語の文書で説明し、同意者のみを対象とする。オンライン調査は同意者のみが回答に進む設計とする。</w:t>
       </w:r>
     </w:p>
     <w:p>
@@ -1510,7 +1510,7 @@
           <w:rFonts w:ascii="ＭＳ 明朝" w:hAnsi="ＭＳ 明朝" w:eastAsia="ＭＳ 明朝"/>
           <w:sz w:val="22"/>
         </w:rPr>
-        <w:t>3) 海外の調査：ＥＵ圏（フランス・イタリア）はＥＵの個人情報保護ルール（ＧＤＰＲ）、アメリカは現地機関の規則と調査会社の基準、韓国・台湾は各大学の倫理手続きに従う。説明文と質問紙は、訳して訳し戻す確認をした各国語版を使い、データを国外へ移すかどうか・保管場所・使い道を明示する。</w:t>
+        <w:t xml:space="preserve">3) 海外調査：EU圏（フランス・イタリア）はGDPR、米国は現地機関規程および調査会社基準、韓国・台湾は各大学の倫理手続に準拠する。説明文書・調査票は翻訳・逆翻訳により等価性を確認した各言語版を用い、データの越境移転・保管地・利用目的を明示する。</w:t>
       </w:r>
     </w:p>
     <w:p>
@@ -1519,7 +1519,7 @@
           <w:rFonts w:ascii="ＭＳ 明朝" w:hAnsi="ＭＳ 明朝" w:eastAsia="ＭＳ 明朝"/>
           <w:sz w:val="22"/>
         </w:rPr>
-        <w:t>4) ＡＩを使う実験の倫理：人工知能学会の「倫理指針」、政府の「ＡＩ事業者ガイドライン（第1.0版、2024年）」、日本心理学会の「倫理規程」を参照し【要確認：参照時点の最新版】、①顔写真・名前・健康の情報など個人が分かる情報を外部のＡＩに入力しない、②研究用に決めた指示と選択肢だけを使う、③ＡＩの答えには誤りや偏り、決めつけが含まれうることを前もって説明する、④ＡＩの答えは診断や評価ではなく「決めるための参考」であり、研究者が安全を確認した範囲で示す、⑤実験のあとにＡＩの答えの性質と限界を説明する、を守る。</w:t>
+        <w:t xml:space="preserve">4) 生成AI利用実験の倫理：人工知能学会「倫理指針」、政府「AI事業者ガイドライン（第1.0版, 2024）」、日本心理学会「倫理規程」を参照し【要確認：参照時点の最新版】、①顔画像・氏名・健康情報等の識別情報を外部AIに入力しない、②研究用に定めたプロンプトと選択肢のみを用いる、③AI出力に誤り・偏り・決めつけが含まれうることを事前に説明する、④AI出力は診断・評価ではなく意思決定の参考であり、研究者が安全性を確認した範囲で提示する、⑤実験後にAI出力の性質と限界を説明する（デブリーフィング）、を遵守する。</w:t>
       </w:r>
     </w:p>
     <w:p>
@@ -1528,7 +1528,7 @@
           <w:rFonts w:ascii="ＭＳ 明朝" w:hAnsi="ＭＳ 明朝" w:eastAsia="ＭＳ 明朝"/>
           <w:sz w:val="22"/>
         </w:rPr>
-        <w:t>5) 保管・廃棄と公開：対応表と元データを分けて保管し、所属機関の定める保管期間の後に、元に戻せない方法で廃棄する。公開する6カ国のデータは、個人が特定されないようにまとめた形にし、少人数のデータや自由記述、聞き取りの記録は公開の範囲を制限する。本研究に、企業との利害の対立（利益相反）はない。</w:t>
+        <w:t xml:space="preserve">5) 保管・廃棄・公開：対応表と元データを分離保管し、所属機関の定める保管期間の経過後に復元不可能な方法で廃棄する。公開する6カ国データは個人非特定化した集計形式とし、少数事例・自由記述・面接記録は公開範囲を制限する。本研究に企業との利益相反はない。</w:t>
       </w:r>
     </w:p>
     <w:tbl>

--- a/kakenhi-c/研究計画調書_基盤C_様式S14記入版.docx
+++ b/kakenhi-c/研究計画調書_基盤C_様式S14記入版.docx
@@ -879,7 +879,7 @@
           <w:rFonts w:ascii="ＭＳ 明朝" w:hAnsi="ＭＳ 明朝" w:eastAsia="ＭＳ 明朝"/>
           <w:sz w:val="22"/>
         </w:rPr>
-        <w:t>【2年目（令和10年度）AI活用実験（国内）と6カ国オンライン検証】本研究の中核である。(a)大学生240名を、生成AI支援（あり／なし）×自己理解教育（あり／なし）の2×2要因計画（各群約60名）に割り付ける。参加者は実場面（初対面の会合等）を選び、手持ち服・嗜好・場面（氏名・顔画像は入力しない）を標準化プロンプトに記し、AIが理由つきで3案を提示する。AIのみ群は提案から選択し、教育併用群は事前の自己理解ワーク（90分×2回）で作った基準に照らし、採否の理由を自ら言語化して決める。実験前・直後・1か月後にFPS・自律性・意思決定の質・自尊感情・購買後悔を測定し、提案の改変や理由づけの有無からAI依存度を評価する。中心仮説は「AIは自己決定の足場と併用したときにのみFPSと自律性を高め、単独使用は依存と自律低下を招く」である。実験の枠組みを図3に示す。(b)5カ国にイタリアを加えた6カ国（日・韓・台・仏・米・伊）各200名・計1,200名にオンライン調査を行い、測定不変性を確認したうえでAI受容と心理的帰結の文化差を検討する。</w:t>
+        <w:t xml:space="preserve">【2年目（令和10年度）AI活用実験（国内）と6カ国オンライン検証】本研究の中核である。(a)大学生240名を、生成AI支援（あり／なし）×自己理解教育（あり／なし）の2×2要因計画（各群約60名）に割り付ける。参加者は実場面を選び、手持ち服・嗜好・場面（氏名・顔画像は入力しない）を標準化プロンプトに記し、AIが理由つきで3案を提示する。AIのみ群は提案から選択し、教育併用群は事前の自己理解ワークで作った基準に照らして採否理由を言語化し、自ら決める。実験前・直後・1か月後にFPS・自律性・意思決定の質・自尊感情・購買後悔を測定し、提案改変や理由づけの有無からAI依存度を評価する。中心仮説は「AIは自己決定の足場と併用したときにのみFPSと自律性を高め、単独使用は依存と自律低下を招く」である。実験の枠組みを図3に示す。(b)5カ国にイタリアを加えた6カ国各200名・計1,200名のオンライン調査で測定不変性を確認のうえ、AI受容と心理的帰結の文化差を検討する。</w:t>
       </w:r>
     </w:p>
     <w:p>
@@ -1114,7 +1114,7 @@
           <w:rFonts w:ascii="ＭＳ 明朝" w:hAnsi="ＭＳ 明朝" w:eastAsia="ＭＳ 明朝"/>
           <w:sz w:val="22"/>
         </w:rPr>
-        <w:t xml:space="preserve">【研究代表者：松岡依里子（東京家政大学・教授）】30年余にわたり装いと心理の関係を研究し、本計画の各工程に対応する実績を有する。中核をなすのは2026年の予備調査である。似合いを学ぶ講座受講者127名を対象に、装い由来の心理的安定感（FPS）と似合い知覚の測定尺度を構成して信頼性を確認し、専門家による「似合う」支援の前後でFPSが有意に上昇することを示した（松岡, 2026, 日本感性工学会大会）。さらに学内大学生125名の予備調査により尺度の安定性と2年目実験（大学生対象）の実施可能性を確認した。「人が担う『似合う』支援の効果を生成AIは再現しうるか、いかなる活用様式で再現しうるか」という本研究の中心仮説は、これらの知見から直接導かれる。同調査にはAI・診断の受容項目を含め、AI研究への接続を準備した。</w:t>
+        <w:t xml:space="preserve">【研究代表者：松岡依里子（東京家政大学・教授）】30年余にわたり装いと心理の関係を研究してきた。2026年の予備調査では、講座受講者127名を対象に装い由来の心理的安定感（FPS）と似合い知覚の尺度を構成して信頼性を確認し、専門家の「似合う」支援の前後でFPSが有意に上昇することを示した（松岡依里子・冨永彩心（2026）「装い由来の心理的安定性に関する一考察」日本感性工学会大会）。学内大学生125名の予備調査で尺度の安定性と2年目実験の実施可能性も確認済みであり、本研究の中心仮説はこれらから直接導かれる。手持ち服・嗜好・場面を入力とする実験の課題設計は、松岡依里子（2022）「衣服選択行動に関する一考察―パーソナルスタイリストのワードローブ調査を中心に―」国際ファッション専門職大学研究紀要FAB, 3, pp.2-22、同・倉内尚士（2023）「ワードローブからみるファッションイメージとカラー傾向」FAB, 4, pp.88-104、同（2025）「2つのファッションイメージ感性軸に関する一考察」FAB, 6, pp.86-104に基づき、外部助言の受容類型を析出する1年目の潜在クラス分析は松岡依里子・山本ひとみ（2020）「ライフスタイルの類型化にみるファッション感性価値行動」日本感性工学会論文誌, 19(3), pp.281-289に裏づけられる。</w:t>
       </w:r>
     </w:p>
     <w:p>
@@ -1123,7 +1123,7 @@
           <w:rFonts w:ascii="ＭＳ 明朝" w:hAnsi="ＭＳ 明朝" w:eastAsia="ＭＳ 明朝"/>
           <w:sz w:val="22"/>
         </w:rPr>
-        <w:t xml:space="preserve">「手持ち衣服から選択する」という本実験の課題設計は、代表者のワードローブ研究に基づく。パーソナルスタイリスト依頼者の衣服選択行動の分析（松岡, 2022, FAB）、服飾学生のワードローブからファッションイメージと色彩傾向を析出した研究（松岡・倉内, 2023・2025, FAB）は、手持ち服・嗜好・場面を入力とする2年目実験の設計を裏づける。ライフスタイル類型から衣生活の意思決定構造を捉えた研究（松岡・山本, 2020, 日本感性工学会論文誌）は、外部助言の受容類型を析出する1年目の潜在クラス分析に直結する。</w:t>
+        <w:t xml:space="preserve">外部助言や環境が装いに及ぼす影響は、松岡依里子（2025）「Instagramを活用したファッション起業に関する一考察―45歳以上の女性起業家の事例をもとに―」ファッションビジネス学会論文誌, 30, pp.70-79でデジタル環境の自己表現として、松岡依里子（2011）「ヘアカラー、ピアスにみる身体装飾意識の構造―帰国生徒校と一般校の比較から―」日本家政学会誌, 62, pp.101-108で生育環境と装い意識の関連（国際比較の着想の原点）として検討してきた。Matsuoka, E. (2023) Current status and issues of fashionable students' wardrobe research in Japan, ARAHE 2023, Malaysia（口頭発表）等で国際発信し、パリ・ニューヨークでの聞き取り（2026年、Studios SOHOのディレクターを含む）、台湾（嶺東科技大学）・韓国協力大学との交流と日韓台オンライン比較調査、豪州（Curtin大学）・ノルウェーでの調査経験を有する。</w:t>
       </w:r>
     </w:p>
     <w:p>
@@ -1132,7 +1132,7 @@
           <w:rFonts w:ascii="ＭＳ 明朝" w:hAnsi="ＭＳ 明朝" w:eastAsia="ＭＳ 明朝"/>
           <w:sz w:val="22"/>
         </w:rPr>
-        <w:t xml:space="preserve">外部助言や環境が装いに及ぼす影響という視点は、45歳以上女性のInstagram起業を扱った研究（松岡, 2025, ファッションビジネス学会論文誌）でデジタル環境の自己表現として検討した。帰国生徒校と一般校の比較から身体装飾意識の構造を解明した研究（松岡, 2011, 日本家政学会誌）は、生育環境が装い意識を規定することを示し、本研究の国際比較の着想の原点をなす。ワードローブ研究をARAHE 2023（マレーシア）で発表するなど、成果の国際発信も継続している。</w:t>
+        <w:t xml:space="preserve">【研究分担者：石井国雄（東京家政大学・准教授／社会心理学）】色彩・着装が着用者の自己認知に及ぼす効果を実験的・因果的に解明してきた。ピンク／青の着装・化粧がジェンダーに関する潜在的・顕在的自己認知を変容させることを示した一連の実験（Ishii, Numazaki, &amp; Tado'oka, 2019, Japanese Psychological Research；石井・田戸岡, 2018・2021）、白・黒の着装が道徳的自己認知に及ぼす効果の検証（上林ほか, 2016, 実験社会心理学研究）、およびその集成である『ピンクと青とジェンダー』（石井・田戸岡, 2025, 青弓社）は、いずれも着装が自己認知を変容させることを統制実験で実証した業績である。本研究がAI助言→自己決定感→FPSという因果連鎖を実験的に検証する以上、この実験的知見の担い手が要因計画の設計と統計解析（媒介・調整分析）を担うことは、研究の内的妥当性を担保する。石井は代表者と同一キャンパスに所属し、実験の設計・実施を恒常的に協働できる。</w:t>
       </w:r>
     </w:p>
     <w:p>
@@ -1141,7 +1141,7 @@
           <w:rFonts w:ascii="ＭＳ 明朝" w:hAnsi="ＭＳ 明朝" w:eastAsia="ＭＳ 明朝"/>
           <w:sz w:val="22"/>
         </w:rPr>
-        <w:t xml:space="preserve">【研究分担者：石井国雄（東京家政大学・准教授／社会心理学）】色彩・着装が着用者の自己認知に及ぼす効果を実験的・因果的に解明してきた。ピンク／青の着装・化粧がジェンダーに関する潜在的・顕在的自己認知を変容させることを示した一連の実験（Ishii, Numazaki, &amp; Tado'oka, 2019, Japanese Psychological Research；石井・田戸岡, 2018・2021）、白・黒の着装が道徳的自己認知に及ぼす効果の検証（上林ほか, 2016, 実験社会心理学研究）、およびその集成である『ピンクと青とジェンダー』（石井・田戸岡, 2025, 青弓社）は、いずれも着装が自己認知を変容させることを統制実験で実証した業績である。本研究がAI助言→自己決定感→FPSという因果連鎖を実験的に検証する以上、この実験的知見の担い手が要因計画の設計と統計解析（媒介・調整分析）を担うことは、研究の内的妥当性を担保する。石井は代表者と同一キャンパスに所属し、実験の設計・実施を恒常的に協働できる。</w:t>
+        <w:t xml:space="preserve">【研究分担者：内藤章江（椙山女学園大学・准教授／被服心理学）】被服心理学の体系化に携わる（『装いの心理と行動―被服心理学へのいざない』小林ほか, 2017, 第2・4章分担）とともに、「似合う」の背後にある着装規範を実証的に測定してきた。中高生・大学生の着装規範意識と教育経験の関連を解明した研究（内藤, 2014, 繊維製品消費科学）、若者のアクセサリー意識とファッションの関連を扱った研究（内藤ほか, 2007）は、本研究が中核に据える「似合いの規範化」を各国調査で測定する項目設計の基盤となる。色彩と行動の関連を扱った実験的研究（山下・内藤ほか, 2015, 日本家政学会誌）や卒業生対象の大規模調査（鷹野・内藤・石田, 2022）で培った調査運用・統計解析の実績を活かし、各国調査の運用・データ管理・分析を担う。</w:t>
       </w:r>
     </w:p>
     <w:p>
@@ -1150,61 +1150,7 @@
           <w:rFonts w:ascii="ＭＳ 明朝" w:hAnsi="ＭＳ 明朝" w:eastAsia="ＭＳ 明朝"/>
           <w:sz w:val="22"/>
         </w:rPr>
-        <w:t xml:space="preserve">【研究分担者：内藤章江（椙山女学園大学・准教授／被服心理学）】被服心理学の体系化に携わる（『装いの心理と行動―被服心理学へのいざない』小林ほか, 2017, 第2・4章分担）とともに、「似合う」の背後にある着装規範を実証的に測定してきた。中高生・大学生の着装規範意識と教育経験の関連を解明した研究（内藤, 2014, 繊維製品消費科学）、若者のアクセサリー意識とファッションの関連を扱った研究（内藤ほか, 2007）は、本研究が中核に据える「似合いの規範化」を各国調査で測定する項目設計の基盤となる。色彩と行動の関連を扱った実験的研究（山下・内藤ほか, 2015, 日本家政学会誌）や卒業生対象の大規模調査（鷹野・内藤・石田, 2022）で培った調査運用・統計解析の実績を活かし、各国調査の運用・データ管理・分析を担う。</w:t>
-      </w:r>
-    </w:p>
-    <w:p>
-      <w:r>
-        <w:rPr>
-          <w:rFonts w:ascii="ＭＳ 明朝" w:hAnsi="ＭＳ 明朝" w:eastAsia="ＭＳ 明朝"/>
-          <w:sz w:val="22"/>
-        </w:rPr>
         <w:t xml:space="preserve">【研究協力者・AI体制】研究協力者・五月女由紀子（杉野服飾大学・教授／ファッションテック論）は、AI・SNSを用いた服装行動の測定と実験材料の作成に助言する。加えて、AI技術（自然言語処理・人間とAIの相互作用）を専門とする若手研究者を分担者又は協力者として加え、プロンプト設計・出力管理・安全性検証など技術面の妥当性を確保する【要確認：氏名・所属】。</w:t>
-      </w:r>
-    </w:p>
-    <w:p>
-      <w:r>
-        <w:rPr>
-          <w:rFonts w:ascii="ＭＳ 明朝" w:hAnsi="ＭＳ 明朝" w:eastAsia="ＭＳ 明朝"/>
-          <w:sz w:val="22"/>
-        </w:rPr>
-        <w:t>【研究計画に関連した国際的な取組】</w:t>
-      </w:r>
-    </w:p>
-    <w:p>
-      <w:r>
-        <w:rPr>
-          <w:rFonts w:ascii="ＭＳ 明朝" w:hAnsi="ＭＳ 明朝" w:eastAsia="ＭＳ 明朝"/>
-          <w:sz w:val="22"/>
-        </w:rPr>
-        <w:t>・パリ・ニューヨークでの「似合う」とＡＩ診断の受けとめ方の聞き取り（2026年実施済み。ニューヨークではStudios SOHOのファッションディレクターへの聞き取りを含む）。</w:t>
-      </w:r>
-    </w:p>
-    <w:p>
-      <w:r>
-        <w:rPr>
-          <w:rFonts w:ascii="ＭＳ 明朝" w:hAnsi="ＭＳ 明朝" w:eastAsia="ＭＳ 明朝"/>
-          <w:sz w:val="22"/>
-        </w:rPr>
-        <w:t>・台湾（嶺東科技大学）・韓国の協力大学との研究交流、および令和8年度の日韓台オンライン比較調査。アジアの繊維の国際会議（2026年10月・韓国）で発表予定。</w:t>
-      </w:r>
-    </w:p>
-    <w:p>
-      <w:r>
-        <w:rPr>
-          <w:rFonts w:ascii="ＭＳ 明朝" w:hAnsi="ＭＳ 明朝" w:eastAsia="ＭＳ 明朝"/>
-          <w:sz w:val="22"/>
-        </w:rPr>
-        <w:t>・オーストラリア（Curtin大学）での持ち服研究・教育交流、ノルウェーでの現地調査（科研費分担者）など、複数地域での調査経験。</w:t>
-      </w:r>
-    </w:p>
-    <w:p>
-      <w:r>
-        <w:rPr>
-          <w:rFonts w:ascii="ＭＳ 明朝" w:hAnsi="ＭＳ 明朝" w:eastAsia="ＭＳ 明朝"/>
-          <w:sz w:val="22"/>
-        </w:rPr>
-        <w:t>・アジアや国際の家政学会で継続的に発表し、家政学・服装学の国際的なつながりを築いている。</w:t>
       </w:r>
     </w:p>
     <w:p>
@@ -1483,7 +1429,7 @@
           <w:rFonts w:ascii="ＭＳ 明朝" w:hAnsi="ＭＳ 明朝" w:eastAsia="ＭＳ 明朝"/>
           <w:sz w:val="22"/>
         </w:rPr>
-        <w:t xml:space="preserve">本研究は、既取得データの二次利用、ミラノでの半構造化面接、複数国のオンライン調査、および国内での生成AI活用実験を含むため、東京家政大学研究倫理委員会の承認を得たうえで、各協力機関の規程および各国法令に従って実施する。令和8年度までに取得した5カ国データを二次利用する際は、当初同意の範囲を確認し、必要に応じて再同意手続を行う。ミラノ調査は承認済みのパリ・ニューヨーク調査と同一手続に整合させ、事前に倫理審査の変更申請を行う。</w:t>
+        <w:t xml:space="preserve">本研究は、既取得データの二次利用、ミラノでの半構造化面接、複数国のオンライン調査、国内での生成AI活用実験を含むため、東京家政大学研究倫理委員会の承認を得て、各協力機関の規程・各国法令に従い実施する。5カ国データの二次利用時は当初同意の範囲を確認し必要に応じ再同意手続を行い、ミラノ調査は承認済みのパリ・ニューヨーク調査と同一手続に整合させ事前に変更申請する。</w:t>
       </w:r>
     </w:p>
     <w:p>
@@ -1492,7 +1438,7 @@
           <w:rFonts w:ascii="ＭＳ 明朝" w:hAnsi="ＭＳ 明朝" w:eastAsia="ＭＳ 明朝"/>
           <w:sz w:val="22"/>
         </w:rPr>
-        <w:t xml:space="preserve">1) 個人情報の保護：識別情報は分析データから分離し、連結可能匿名化により符号で管理する。協力大学教員が参加者を募る場合も、参加・不参加が成績評価に一切影響しない旨を書面で明示する。録音・記録・回答データはアクセス権を限定して保管する。</w:t>
+        <w:t xml:space="preserve">1) 個人情報の保護：識別情報を分析データから分離し、連結可能匿名化により符号で管理する。協力大学教員が募集する場合も参加・不参加が成績評価に影響しない旨を書面で明示し、記録類はアクセス権を限定して保管する。</w:t>
       </w:r>
     </w:p>
     <w:p>
@@ -1501,7 +1447,7 @@
           <w:rFonts w:ascii="ＭＳ 明朝" w:hAnsi="ＭＳ 明朝" w:eastAsia="ＭＳ 明朝"/>
           <w:sz w:val="22"/>
         </w:rPr>
-        <w:t xml:space="preserve">2) インフォームド・コンセント：研究目的、参加の任意性、随時撤回の自由、録音・引用の方法、保管期間、国際共同研究における利用範囲を各言語の文書で説明し、同意者のみを対象とする。オンライン調査は同意者のみが回答に進む設計とする。</w:t>
+        <w:t xml:space="preserve">2) インフォームド・コンセント：目的・任意性・随時撤回・録音や引用の方法・保管期間・国際共同研究での利用範囲を各言語文書で説明し、同意者のみを対象とする（オンライン調査も同意者のみ回答に進む）。</w:t>
       </w:r>
     </w:p>
     <w:p>
@@ -1510,7 +1456,7 @@
           <w:rFonts w:ascii="ＭＳ 明朝" w:hAnsi="ＭＳ 明朝" w:eastAsia="ＭＳ 明朝"/>
           <w:sz w:val="22"/>
         </w:rPr>
-        <w:t xml:space="preserve">3) 海外調査：EU圏（フランス・イタリア）はGDPR、米国は現地機関規程および調査会社基準、韓国・台湾は各大学の倫理手続に準拠する。説明文書・調査票は翻訳・逆翻訳により等価性を確認した各言語版を用い、データの越境移転・保管地・利用目的を明示する。</w:t>
+        <w:t xml:space="preserve">3) 海外調査：EU圏はGDPR、米国は現地機関規程・調査会社基準、韓国・台湾は各大学の倫理手続に準拠し、翻訳・逆翻訳で等価性を確認した各言語版を用い、データの越境移転・保管地・利用目的を明示する。</w:t>
       </w:r>
     </w:p>
     <w:p>
@@ -1519,7 +1465,7 @@
           <w:rFonts w:ascii="ＭＳ 明朝" w:hAnsi="ＭＳ 明朝" w:eastAsia="ＭＳ 明朝"/>
           <w:sz w:val="22"/>
         </w:rPr>
-        <w:t xml:space="preserve">4) 生成AI利用実験の倫理：人工知能学会「倫理指針」、政府「AI事業者ガイドライン（第1.0版, 2024）」、日本心理学会「倫理規程」を参照し【要確認：参照時点の最新版】、①顔画像・氏名・健康情報等の識別情報を外部AIに入力しない、②研究用に定めたプロンプトと選択肢のみを用いる、③AI出力に誤り・偏り・決めつけが含まれうることを事前に説明する、④AI出力は診断・評価ではなく意思決定の参考であり、研究者が安全性を確認した範囲で提示する、⑤実験後にAI出力の性質と限界を説明する（デブリーフィング）、を遵守する。</w:t>
+        <w:t xml:space="preserve">4) 生成AI利用の倫理：人工知能学会「倫理指針」、政府「AI事業者ガイドライン（2024）」、日本心理学会「倫理規程」に基づき【要確認：最新版】、①顔画像・氏名・健康情報等を外部AIに入力しない、②所定のプロンプト・選択肢のみ用いる、③AI出力の誤り・偏りを事前説明する、④出力は診断でなく参考として安全確認の範囲で提示する、⑤実験後に性質と限界を説明する（デブリーフィング）を遵守する。</w:t>
       </w:r>
     </w:p>
     <w:p>
@@ -1528,7 +1474,7 @@
           <w:rFonts w:ascii="ＭＳ 明朝" w:hAnsi="ＭＳ 明朝" w:eastAsia="ＭＳ 明朝"/>
           <w:sz w:val="22"/>
         </w:rPr>
-        <w:t xml:space="preserve">5) 保管・廃棄・公開：対応表と元データを分離保管し、所属機関の定める保管期間の経過後に復元不可能な方法で廃棄する。公開する6カ国データは個人非特定化した集計形式とし、少数事例・自由記述・面接記録は公開範囲を制限する。本研究に企業との利益相反はない。</w:t>
+        <w:t xml:space="preserve">5) 保管・廃棄・公開：対応表と元データを分離保管し、所定期間後に復元不可能な方法で廃棄する。公開する6カ国データは非特定化した集計形式とし、少数事例・自由記述・面接記録は公開範囲を制限する。企業との利益相反はない。</w:t>
       </w:r>
     </w:p>
     <w:tbl>

--- a/kakenhi-c/研究計画調書_基盤C_様式S14記入版.docx
+++ b/kakenhi-c/研究計画調書_基盤C_様式S14記入版.docx
@@ -669,7 +669,7 @@
           <w:rFonts w:ascii="ＭＳ 明朝" w:hAnsi="ＭＳ 明朝" w:eastAsia="ＭＳ 明朝"/>
           <w:sz w:val="22"/>
         </w:rPr>
-        <w:t>服装をめぐる意思決定の環境は大きく変容した。かつて校則や流行が与えた「正解」の機能は、いまやパーソナルカラー診断・骨格診断などの診断サービス、SNS、そして生成AIが担いつつある。とりわけ生成AIは、画像や嗜好を入力すると理由づきでコーディネートを即時に提案する。総務省『令和8年版情報通信白書』によれば、日本の個人の生成AI利用経験率は58.8%（米国75.6%、中国93.6%）で、若年層を中心に急速に普及している。申請者の予備調査（パーソナルスタイリング講座受講者127名）では、多くが複数の診断を経験し、その結果と自己の感覚との齟齬に戸惑っていた。パリ・ニューヨークでの聞き取り（2026年）でも、AI診断を自己理解の資源とみなす者と、自己の感覚が上書きされると忌避する者に態度が二分した。選択肢と情報が飽和するなかで、かえって「自分では決められない」という不安が広がっている。</w:t>
+        <w:t xml:space="preserve">服装をめぐる意思決定の環境は大きく変容した。かつて校則や流行が与えた「正解」の機能は、いまやパーソナルカラー診断・骨格診断等の診断サービス、SNS、そして生成AIが担いつつある。とりわけ生成AIは、画像や嗜好を入力すると理由づきでコーディネートを即時に提案する。総務省『令和8年版情報通信白書』によれば日本の個人の生成AI利用経験率は58.8%（米国75.6%、中国93.6%）で、若年層を中心に急速に普及している。申請者の予備調査（127名）では、多くが複数の診断を経験し、その結果と自己の感覚との齟齬に戸惑っていた。パリ・ニューヨークでの聞き取り（2026年）でも、AI診断を自己理解の資源とみなす者と、自己の感覚が上書きされると忌避する者に態度が二分した。選択肢と情報が飽和するなかで、かえって「自分では決められない」という不安が広がっている。</w:t>
       </w:r>
     </w:p>
     <w:p>
@@ -678,7 +678,7 @@
           <w:rFonts w:ascii="ＭＳ 明朝" w:hAnsi="ＭＳ 明朝" w:eastAsia="ＭＳ 明朝"/>
           <w:sz w:val="22"/>
         </w:rPr>
-        <w:t>本研究の核心をなす学術的「問い」は、この現象の一段上にある。すなわち、生成AIが助言者として装い・購買・進路・健康など生活の意思決定に遍在する社会において、人はいかにして自己決定の感覚と心理的な健やかさ（ウェルビーイング）を保ちうるのか、である。これは家政学・心理学・教育学・情報学が共有すべき生活科学の基幹的問いであり、若者から高齢者までライフコース全体に及ぶ。ここで生成AIは単なる新たな道具ではない。固定した型に個人を当てはめる従来の診断と異なり、生成AIは対話を通じて際限なく個別化された「正解」を生成し、その根拠が不可視のまま権威をもって提示される。この新規性ゆえに、AI助言が自律を支えるのか損なうのかを改めて実証する必要がある。本研究は自己決定理論（Deci &amp; Ryan, 2000）に依拠し、「AI助言は自己の基準に照らして統合されれば心理的資源となるが、鵜呑みにされれば不安と依存の源泉となる」という分岐の条件を、装いを最初の検証領域として実験的に解明する。</w:t>
+        <w:t xml:space="preserve">本研究の核心をなす学術的「問い」は、この現象の一段上にある。すなわち、生成AIが助言者として装い・購買・進路・健康など生活の意思決定に遍在する社会において、人はいかにして自己決定の感覚と心理的な健やかさを保ちうるのか、である。これは家政学・心理学・教育学・情報学が共有すべき生活科学の基幹的問いであり、ライフコース全体に及ぶ。ここで生成AIは単なる新たな道具ではない。固定した型に個人を当てはめる従来の診断と異なり、対話を通じて際限なく個別化された「正解」を生成し、その根拠が不可視のまま権威をもって提示される。この新規性ゆえに、AI助言が自律を支えるのか損なうのかを改めて実証する必要がある。本研究は自己決定理論（Deci &amp; Ryan, 2000）に依拠し、「AI助言は自己の基準に照らして統合されれば心理的資源となるが、鵜呑みにされれば不安と依存の源泉となる」という分岐の条件を、装いを最初の検証領域として実験的に解明する。</w:t>
       </w:r>
     </w:p>
     <w:p>
@@ -714,7 +714,7 @@
           <w:rFonts w:ascii="ＭＳ 明朝" w:hAnsi="ＭＳ 明朝" w:eastAsia="ＭＳ 明朝"/>
           <w:sz w:val="22"/>
         </w:rPr>
-        <w:t>学術的独自性は、生成AIという新しい助言者を、装いという自己概念に直結する日常の意思決定において、心理的帰結まで含め実験的に検証する、国際的にも希少な研究である点にある。AI助言研究（アルゴリズム忌避／評価；algorithm aversion/appreciation）は正解のある数値判断が中心で、自己概念やウェルビーイングへの効果はほとんど扱われていない。逆に被服心理学は自己概念や印象管理を扱ってきたが、生成AIを因果的に検証した例はない。本研究は両者を架橋し、人が自分らしさをAIに委ねずに保つための知見を提供する。第二に、日本で独自に発達した「似合う」の診断文化を、国際比較可能な多言語尺度へと翻訳する。なお「似合う」の意味は、判定を誰が担うか（自己／外部）と装いが何を志向するか（付加／補正）の二軸で文化により異なる。第三に、5カ国の実証データの上に実験を積み上げ、記述的な国際比較を因果検証と教育実装へと押し上げる。創造性は、被服心理学・AI助言研究・自己決定理論・教育実践を「装いのウェルビーイング」という枠組みに統合する点にある。</w:t>
+        <w:t xml:space="preserve">学術的独自性は、生成AIという新しい助言者を、装いという自己概念に直結する日常の意思決定において、心理的帰結まで含め実験的に検証する国際的にも希少な研究である点にある。AI助言研究（algorithm aversion/appreciation）は正解のある数値判断が中心で、自己概念やウェルビーイングへの効果はほとんど扱われていない。逆に被服心理学は自己概念や印象管理を扱ってきたが、生成AIを因果的に検証した例はない。本研究は両者を架橋し、人が自分らしさをAIに委ねずに保つための知見を提供する。第二に、日本で独自に発達した「似合う」の診断文化を国際比較可能な多言語尺度へ翻訳する。「似合う」の意味は、判定を誰が担うか（自己／外部）と装いが何を志向するか（付加／補正）の二軸で文化により異なる。第三に、5カ国の実証データの上に実験を積み上げ、記述的な国際比較を因果検証と教育実装へ押し上げる。創造性は、被服心理学・AI助言研究・自己決定理論・教育実践を「装いのウェルビーイング」という枠組みに統合する点にある。</w:t>
       </w:r>
     </w:p>
     <w:p>
@@ -760,8 +760,8 @@
       <w:r>
         <w:drawing>
           <wp:inline xmlns:a="http://schemas.openxmlformats.org/drawingml/2006/main" xmlns:pic="http://schemas.openxmlformats.org/drawingml/2006/picture">
-            <wp:extent cx="4320000" cy="1077974"/>
-            <wp:docPr id="7" name="Picture 7"/>
+            <wp:extent cx="3960000" cy="988143"/>
+            <wp:docPr id="11" name="Picture 11"/>
             <wp:cNvGraphicFramePr>
               <a:graphicFrameLocks noChangeAspect="1"/>
             </wp:cNvGraphicFramePr>
@@ -769,7 +769,7 @@
               <a:graphicData uri="http://schemas.openxmlformats.org/drawingml/2006/picture">
                 <pic:pic>
                   <pic:nvPicPr>
-                    <pic:cNvPr id="0" name="図1_研究の流れ.png"/>
+                    <pic:cNvPr id="0" name="image.png"/>
                     <pic:cNvPicPr/>
                   </pic:nvPicPr>
                   <pic:blipFill>
@@ -781,7 +781,7 @@
                   <pic:spPr>
                     <a:xfrm>
                       <a:off x="0" y="0"/>
-                      <a:ext cx="4320000" cy="1077974"/>
+                      <a:ext cx="3960000" cy="988143"/>
                     </a:xfrm>
                     <a:prstGeom prst="rect"/>
                   </pic:spPr>
@@ -811,8 +811,8 @@
       <w:r>
         <w:drawing>
           <wp:inline xmlns:a="http://schemas.openxmlformats.org/drawingml/2006/main" xmlns:pic="http://schemas.openxmlformats.org/drawingml/2006/picture">
-            <wp:extent cx="4140000" cy="1194063"/>
-            <wp:docPr id="8" name="Picture 8"/>
+            <wp:extent cx="3780000" cy="1090232"/>
+            <wp:docPr id="12" name="Picture 12"/>
             <wp:cNvGraphicFramePr>
               <a:graphicFrameLocks noChangeAspect="1"/>
             </wp:cNvGraphicFramePr>
@@ -820,7 +820,7 @@
               <a:graphicData uri="http://schemas.openxmlformats.org/drawingml/2006/picture">
                 <pic:pic>
                   <pic:nvPicPr>
-                    <pic:cNvPr id="0" name="図2_概念モデル.png"/>
+                    <pic:cNvPr id="0" name="image.png"/>
                     <pic:cNvPicPr/>
                   </pic:nvPicPr>
                   <pic:blipFill>
@@ -832,7 +832,7 @@
                   <pic:spPr>
                     <a:xfrm>
                       <a:off x="0" y="0"/>
-                      <a:ext cx="4140000" cy="1194063"/>
+                      <a:ext cx="3780000" cy="1090232"/>
                     </a:xfrm>
                     <a:prstGeom prst="rect"/>
                   </pic:spPr>
@@ -889,8 +889,8 @@
       <w:r>
         <w:drawing>
           <wp:inline xmlns:a="http://schemas.openxmlformats.org/drawingml/2006/main" xmlns:pic="http://schemas.openxmlformats.org/drawingml/2006/picture">
-            <wp:extent cx="2880000" cy="1892032"/>
-            <wp:docPr id="9" name="Picture 9"/>
+            <wp:extent cx="2520000" cy="1655528"/>
+            <wp:docPr id="13" name="Picture 13"/>
             <wp:cNvGraphicFramePr>
               <a:graphicFrameLocks noChangeAspect="1"/>
             </wp:cNvGraphicFramePr>
@@ -898,7 +898,7 @@
               <a:graphicData uri="http://schemas.openxmlformats.org/drawingml/2006/picture">
                 <pic:pic>
                   <pic:nvPicPr>
-                    <pic:cNvPr id="0" name="図3_実験デザイン.png"/>
+                    <pic:cNvPr id="0" name="image.png"/>
                     <pic:cNvPicPr/>
                   </pic:nvPicPr>
                   <pic:blipFill>
@@ -910,7 +910,7 @@
                   <pic:spPr>
                     <a:xfrm>
                       <a:off x="0" y="0"/>
-                      <a:ext cx="2880000" cy="1892032"/>
+                      <a:ext cx="2520000" cy="1655528"/>
                     </a:xfrm>
                     <a:prstGeom prst="rect"/>
                   </pic:spPr>
@@ -949,8 +949,8 @@
       <w:r>
         <w:drawing>
           <wp:inline xmlns:a="http://schemas.openxmlformats.org/drawingml/2006/main" xmlns:pic="http://schemas.openxmlformats.org/drawingml/2006/picture">
-            <wp:extent cx="3060000" cy="2268909"/>
-            <wp:docPr id="10" name="Picture 10"/>
+            <wp:extent cx="2520000" cy="1868513"/>
+            <wp:docPr id="14" name="Picture 14"/>
             <wp:cNvGraphicFramePr>
               <a:graphicFrameLocks noChangeAspect="1"/>
             </wp:cNvGraphicFramePr>
@@ -958,7 +958,7 @@
               <a:graphicData uri="http://schemas.openxmlformats.org/drawingml/2006/picture">
                 <pic:pic>
                   <pic:nvPicPr>
-                    <pic:cNvPr id="0" name="図4_二軸類型.png"/>
+                    <pic:cNvPr id="0" name="image.png"/>
                     <pic:cNvPicPr/>
                   </pic:nvPicPr>
                   <pic:blipFill>
@@ -970,7 +970,7 @@
                   <pic:spPr>
                     <a:xfrm>
                       <a:off x="0" y="0"/>
-                      <a:ext cx="3060000" cy="2268909"/>
+                      <a:ext cx="2520000" cy="1868513"/>
                     </a:xfrm>
                     <a:prstGeom prst="rect"/>
                   </pic:spPr>
@@ -1017,7 +1017,7 @@
           <w:rFonts w:ascii="ＭＳ 明朝" w:hAnsi="ＭＳ 明朝" w:eastAsia="ＭＳ 明朝"/>
           <w:sz w:val="22"/>
         </w:rPr>
-        <w:t>本研究の強みは、5カ国データを開始前に整備し、初年度のAI助言分析から即時に着手できる点にある。①日本：似合いを学ぶ講座受講者127名に加え、学内大学生125名の予備調査を実施し、尺度の信頼性と講座前後の変化を確認、国内学会（2026年9月）で発表する。大学生125名の予備調査は2年目の大学生240名実験の対象層と一致し、参加者確保と手続きの実行可能性を裏づける（学内「科研費申請支援助成金」で予備検討）。②韓国・台湾：台湾（嶺東科技大学）と実施合意済み、韓国協力大学と共同研究中で、3年目実験も同大学で行う。③フランス・米国：学内「大学院研究推進費」でパリ・ニューヨーク聞き取りを実施済み（倫理審査承認済み）。ニューヨーク（Studios SOHO）の聞き取りから、日本の装いが欠点補正の「引き算」から出発するのに対し、多様性を前提とするニューヨークでは自分らしさを付す「足し算」へ向かう文化差の生の声を得た。④イタリア：ミラノに指導学生（マランゴーニ大学院在籍）の伝手があり、確立済み手続きを用いて確実に実施できる。⑤AI体制：申請者はSNS等デジタル研究の実績をもち、ファッションテック協力者とAI技術の若手研究者を加えて実装体制を整える。⑥環境：授業連携で参加者を確保でき、統計解析環境も整備済み。新規渡航は1年目のフランス・ミラノに限り、量的調査は海外調査会社への委託で出張なしに行え、実験は国内で完結するため、成否が海外機関に左右されない。</w:t>
+        <w:t xml:space="preserve">本研究の強みは、5カ国データを開始前に整備し、初年度のAI助言分析から即時に着手できる点にある。①日本：講座受講者127名に加え学内大学生125名の予備調査を実施し、尺度の信頼性と講座前後の変化を確認、国内学会（2026年9月）で発表する。大学生125名の予備調査は2年目実験の対象層と一致し、参加者確保と手続の実行可能性を裏づける（学内「科研費申請支援助成金」で予備検討）。②韓国・台湾：台湾（嶺東科技大学）と実施合意済み、韓国協力大学と共同研究中で3年目実験も同大学で行う。③フランス・米国：学内「大学院研究推進費」でパリ・ニューヨーク聞き取りを実施済み（倫理審査承認済み）。ニューヨーク（Studios SOHO）の聞き取りから、日本の装いが欠点補正の「引き算」から出発するのに対し、多様性を前提とするニューヨークでは自分らしさを付す「足し算」へ向かう文化差を得た。④イタリア：ミラノに指導学生（マランゴーニ大学院在籍）の伝手があり確実に実施できる。⑤AI体制：申請者はデジタル研究の実績をもち、ファッションテック協力者とAI技術の若手研究者を加えて実装体制を整える。⑥環境：授業連携で参加者を確保でき統計解析環境も整備済み。新規渡航は1年目のフランス・ミラノに限り、量的調査は委託により渡航を要さず、実験は国内で完結するため成否が海外機関に左右されない。</w:t>
       </w:r>
     </w:p>
     <w:p>
@@ -1035,7 +1035,7 @@
           <w:rFonts w:ascii="ＭＳ 明朝" w:hAnsi="ＭＳ 明朝" w:eastAsia="ＭＳ 明朝"/>
           <w:sz w:val="22"/>
         </w:rPr>
-        <w:t>本研究の国際性は三点ある。第一に「我が国独自の価値創出」：日本で独自に発達した「似合う」診断文化と、その先の生成AI助言が心理に及ぼす影響を、国際比較可能な尺度として提供する。第二に「協同による世界の研究発展への貢献」：6カ国（日・韓・台・仏・米・伊）の研究者網を日本主導で運営し、比較データと教材を公開する。第三に「将来的な世界の研究の牽引」：装いを題材に生成AIを実験検証する方法自体が国際的に新しく、本研究の実験法・多言語尺度・手引きは次期国際共同研究（基盤研究（B）構想）の基盤となる。成果はARAHE（アジア地区家政学会）・国際家政学会（IFHE）等で発信する。</w:t>
+        <w:t xml:space="preserve">本研究の国際性は三点ある。第一に「我が国独自の価値創出」：日本で独自に発達した「似合う」診断文化と生成AI助言が心理に及ぼす影響を、国際比較可能な尺度として提供する。第二に「協同による世界の研究発展への貢献」：6カ国（日・韓・台・仏・米・伊）の研究者網を日本主導で運営し、比較データと教材を公開する。第三に「将来的な世界の研究の牽引」：装いを題材に生成AIを実験検証する方法自体が国際的に新しく、本研究の実験法・多言語尺度・手引きは次期国際共同研究（基盤研究（B）構想）の基盤となる。成果はARAHE・国際家政学会（IFHE）等で発信する。</w:t>
       </w:r>
     </w:p>
     <w:p>
